--- a/edm_word_template2024.docx
+++ b/edm_word_template2024.docx
@@ -197,46 +197,234 @@
     </w:p>
     <w:p>
       <w:r>
-        <w:t xml:space="preserve">The proceedings are the records of the conference. </w:t>
-      </w:r>
-      <w:r>
-        <w:t>We hope</w:t>
-      </w:r>
-      <w:r>
-        <w:t xml:space="preserve"> to give the</w:t>
-      </w:r>
-      <w:r>
-        <w:t xml:space="preserve"> proceedings</w:t>
-      </w:r>
-      <w:r>
-        <w:t xml:space="preserve"> a</w:t>
+        <w:t>In large-scale educational systems, a fundamental challenge is how to effectively model student performance when data are still sparse. Early in a new system’s deployment, or when a new student enters for the first time, we face a “cold start” problem: there is not yet enough evidence from that individual to reliably estimate their skill level or the difficulty of the items they encounter. Traditional logistic knowledge tracing methods might rely heavily on that student’s personal history, making early predictions unreliable and slow to improve as data trickle in.</w:t>
+      </w:r>
+    </w:p>
+    <w:p>
+      <w:r>
+        <w:t xml:space="preserve">The </w:t>
+      </w:r>
+      <w:proofErr w:type="spellStart"/>
+      <w:r>
+        <w:t>logitdecevol</w:t>
+      </w:r>
+      <w:proofErr w:type="spellEnd"/>
+      <w:r>
+        <w:t xml:space="preserve"> feature provides a theoretical solution to this cold start problem by pooling information across the entire population of students. Rather than focusing solely on a single learner’s sequence of attempts, </w:t>
+      </w:r>
+      <w:proofErr w:type="spellStart"/>
+      <w:r>
+        <w:t>logitdecevol</w:t>
+      </w:r>
+      <w:proofErr w:type="spellEnd"/>
+      <w:r>
+        <w:t xml:space="preserve"> constructs an evolving, decay-weighted representation of performance parameters that draws on every prior response from every student. This effectively allows new students to “inherit” informational priors from those who came before them, enabling the model to produce more stable and informed predictions immediately—even before the new student has produced a substantial performance history of their own.</w:t>
+      </w:r>
+    </w:p>
+    <w:p>
+      <w:r>
+        <w:t xml:space="preserve">Conceptually, </w:t>
+      </w:r>
+      <w:proofErr w:type="spellStart"/>
+      <w:r>
+        <w:t>logitdecevol</w:t>
+      </w:r>
+      <w:proofErr w:type="spellEnd"/>
+      <w:r>
+        <w:t xml:space="preserve"> can be viewed as a population-level, time-sensitive parameterization process. It acts as a running summary of the ecosystem’s knowledge state. By continuously aggregating and updating a log-odds measure of success weighted by temporal decay, it ensures that the most recent and relevant patterns in the entire dataset shape the parameter estimates. Older data </w:t>
+      </w:r>
+      <w:r>
+        <w:t xml:space="preserve">still </w:t>
+      </w:r>
+      <w:proofErr w:type="gramStart"/>
+      <w:r>
+        <w:t>matter</w:t>
+      </w:r>
+      <w:proofErr w:type="gramEnd"/>
+      <w:r>
+        <w:t>, but their influence gradually fades, ensuring that the model’s evolving parameters remain representative of current conditions.</w:t>
+      </w:r>
+    </w:p>
+    <w:p>
+      <w:r>
+        <w:t xml:space="preserve">When combined with the $ notation that generates item-specific versions of these parameters, </w:t>
+      </w:r>
+      <w:proofErr w:type="spellStart"/>
+      <w:r>
+        <w:t>logitdecevol</w:t>
+      </w:r>
+      <w:proofErr w:type="spellEnd"/>
+      <w:r>
+        <w:t xml:space="preserve"> becomes particularly powerful. Each item can be endowed with its own evolving difficulty parameter that reflects the aggregated, decayed evidence from all students who have attempted it so far. This item-level calibration across the entire population ensures that even a brand-new student, who has made no prior attempts, is immediately placed within a well-informed reference frame. The model already has a sense of which items are generally more or less difficult, informed by a broad, evolving consensus of previous learners’ outcomes.</w:t>
+      </w:r>
+    </w:p>
+    <w:p>
+      <w:r>
+        <w:t xml:space="preserve">From a theoretical standpoint, </w:t>
+      </w:r>
+      <w:proofErr w:type="spellStart"/>
+      <w:r>
+        <w:t>logitdecevol</w:t>
+      </w:r>
+      <w:proofErr w:type="spellEnd"/>
+      <w:r>
+        <w:t xml:space="preserve"> thus departs from a purely individualistic notion of skill estimation and embraces a collective knowledge modeling perspective. Its emphasis on decayed, population-wide data allows it to handle cold start situations gracefully. Instead of starting from scratch each time a new student arrives, the model leverages the continuously updated population knowledge state to provide immediate, contextually informed predictions. This aligns with broader principles in fields like Bayesian statistics and adaptive systems design, where the information gleaned from earlier participants can serve as a strong prior that accelerates learning and inference in later stages.</w:t>
+      </w:r>
+    </w:p>
+    <w:p>
+      <w:r>
+        <w:t xml:space="preserve">In essence, </w:t>
+      </w:r>
+      <w:proofErr w:type="spellStart"/>
+      <w:r>
+        <w:t>logitdecevol</w:t>
+      </w:r>
+      <w:proofErr w:type="spellEnd"/>
+      <w:r>
+        <w:t xml:space="preserve"> offers a theoretically robust and practically valuable mechanism for dynamic, population-level parameter estimation. It solves the cold start problem by ensuring that no student or item ever begins in an information vacuum. Through a gradual, decay-weighted incorporation of all historical data, this feature endows the model with an evolving collective memory—one that allows predictions to be both context-aware and immediately useful, even in the earliest interactions with new learners.</w:t>
       </w:r>
       <w:r>
         <w:t xml:space="preserve"> </w:t>
       </w:r>
-      <w:r>
-        <w:t>single,</w:t>
-      </w:r>
-      <w:r>
-        <w:t xml:space="preserve"> accessible</w:t>
-      </w:r>
-      <w:r>
-        <w:t xml:space="preserve"> </w:t>
-      </w:r>
-      <w:r>
-        <w:t>style</w:t>
-      </w:r>
-      <w:r>
-        <w:t xml:space="preserve">. To do this, we ask that authors </w:t>
-      </w:r>
-      <w:r>
-        <w:t>use the styles in this template and</w:t>
-      </w:r>
-      <w:r>
-        <w:t xml:space="preserve"> replace the content with your own material.</w:t>
-      </w:r>
-      <w:r>
-        <w:t xml:space="preserve"> Using the styles described in this document will result in a more accessible document where content is clearly denoted as headings, tables, text, etc. for people using screen reader software. </w:t>
+    </w:p>
+    <w:p>
+      <w:r>
+        <w:fldChar w:fldCharType="begin"/>
+      </w:r>
+      <w:r>
+        <w:instrText xml:space="preserve"> ADDIN EN.CITE &lt;EndNote&gt;&lt;Cite&gt;&lt;Author&gt;Wang&lt;/Author&gt;&lt;Year&gt;2018&lt;/Year&gt;&lt;RecNum&gt;3468&lt;/RecNum&gt;&lt;DisplayText&gt;[5]&lt;/DisplayText&gt;&lt;record&gt;&lt;rec-number&gt;3468&lt;/rec-number&gt;&lt;foreign-keys&gt;&lt;key app="EN" db-id="zvsdvevff550sker5ay5550o225zstwsseaf" timestamp="1734102738"&gt;3468&lt;/key&gt;&lt;/foreign-keys&gt;&lt;ref-type name="Conference Proceedings"&gt;10&lt;/ref-type&gt;&lt;contributors&gt;&lt;authors&gt;&lt;author&gt;Wang, Xinghua&lt;/author&gt;&lt;author&gt;Peng, Zhaohui&lt;/author&gt;&lt;author&gt;Wang, Senzhang&lt;/author&gt;&lt;author&gt;Yu, Philip S.&lt;/author&gt;&lt;author&gt;Fu, Wenjing&lt;/author&gt;&lt;author&gt;Hong, Xiaoguang&lt;/author&gt;&lt;/authors&gt;&lt;secondary-authors&gt;&lt;author&gt;Pei, Jian&lt;/author&gt;&lt;author&gt;Manolopoulos, Yannis&lt;/author&gt;&lt;author&gt;Sadiq, Shazia&lt;/author&gt;&lt;author&gt;Li, Jianxin&lt;/author&gt;&lt;/secondary-authors&gt;&lt;/contributors&gt;&lt;titles&gt;&lt;title&gt;Cross-Domain Recommendation for Cold-Start Users via Neighborhood Based Feature Mapping&lt;/title&gt;&lt;secondary-title&gt;Database Systems for Advanced Applications&lt;/secondary-title&gt;&lt;/titles&gt;&lt;pages&gt;158-165&lt;/pages&gt;&lt;dates&gt;&lt;year&gt;2018&lt;/year&gt;&lt;pub-dates&gt;&lt;date&gt;2018//&lt;/date&gt;&lt;/pub-dates&gt;&lt;/dates&gt;&lt;pub-location&gt;Cham&lt;/pub-location&gt;&lt;publisher&gt;Springer International Publishing&lt;/publisher&gt;&lt;isbn&gt;978-3-319-91452-7&lt;/isbn&gt;&lt;urls&gt;&lt;/urls&gt;&lt;/record&gt;&lt;/Cite&gt;&lt;/EndNote&gt;</w:instrText>
+      </w:r>
+      <w:r>
+        <w:fldChar w:fldCharType="separate"/>
+      </w:r>
+      <w:r>
+        <w:rPr>
+          <w:noProof/>
+        </w:rPr>
+        <w:t>[5]</w:t>
+      </w:r>
+      <w:r>
+        <w:fldChar w:fldCharType="end"/>
+      </w:r>
+    </w:p>
+    <w:p>
+      <w:r>
+        <w:fldChar w:fldCharType="begin"/>
+      </w:r>
+      <w:r>
+        <w:instrText xml:space="preserve"> ADDIN EN.CITE &lt;EndNote&gt;&lt;Cite&gt;&lt;Author&gt;Patel&lt;/Author&gt;&lt;Year&gt;2023&lt;/Year&gt;&lt;RecNum&gt;3469&lt;/RecNum&gt;&lt;DisplayText&gt;[3]&lt;/DisplayText&gt;&lt;record&gt;&lt;rec-number&gt;3469&lt;/rec-number&gt;&lt;foreign-keys&gt;&lt;key app="EN" db-id="zvsdvevff550sker5ay5550o225zstwsseaf" timestamp="1734102750"&gt;3469&lt;/key&gt;&lt;/foreign-keys&gt;&lt;ref-type name="Conference Proceedings"&gt;10&lt;/ref-type&gt;&lt;contributors&gt;&lt;authors&gt;&lt;author&gt;Patel, Ronakkumar&lt;/author&gt;&lt;author&gt;Thakkar, Priyank&lt;/author&gt;&lt;/authors&gt;&lt;secondary-authors&gt;&lt;author&gt;Choudrie, Jyoti&lt;/author&gt;&lt;author&gt;Mahalle, Parikshit&lt;/author&gt;&lt;author&gt;Perumal, Thinagaran&lt;/author&gt;&lt;author&gt;Joshi, Amit&lt;/author&gt;&lt;/secondary-authors&gt;&lt;/contributors&gt;&lt;titles&gt;&lt;title&gt;Addressing Item Cold Start Problem in Collaborative Filtering-Based Recommender Systems Using Auxiliary Information&lt;/title&gt;&lt;secondary-title&gt;IOT with Smart Systems&lt;/secondary-title&gt;&lt;/titles&gt;&lt;pages&gt;133-142&lt;/pages&gt;&lt;dates&gt;&lt;year&gt;2023&lt;/year&gt;&lt;pub-dates&gt;&lt;date&gt;2023//&lt;/date&gt;&lt;/pub-dates&gt;&lt;/dates&gt;&lt;pub-location&gt;Singapore&lt;/pub-location&gt;&lt;publisher&gt;Springer Nature Singapore&lt;/publisher&gt;&lt;isbn&gt;978-981-19-3575-6&lt;/isbn&gt;&lt;urls&gt;&lt;/urls&gt;&lt;/record&gt;&lt;/Cite&gt;&lt;/EndNote&gt;</w:instrText>
+      </w:r>
+      <w:r>
+        <w:fldChar w:fldCharType="separate"/>
+      </w:r>
+      <w:r>
+        <w:rPr>
+          <w:noProof/>
+        </w:rPr>
+        <w:t>[3]</w:t>
+      </w:r>
+      <w:r>
+        <w:fldChar w:fldCharType="end"/>
+      </w:r>
+    </w:p>
+    <w:p>
+      <w:r>
+        <w:fldChar w:fldCharType="begin"/>
+      </w:r>
+      <w:r>
+        <w:instrText xml:space="preserve"> ADDIN EN.CITE &lt;EndNote&gt;&lt;Cite&gt;&lt;Author&gt;Wu&lt;/Author&gt;&lt;Year&gt;2024&lt;/Year&gt;&lt;RecNum&gt;3470&lt;/RecNum&gt;&lt;DisplayText&gt;[6]&lt;/DisplayText&gt;&lt;record&gt;&lt;rec-number&gt;3470&lt;/rec-number&gt;&lt;foreign-keys&gt;&lt;key app="EN" db-id="zvsdvevff550sker5ay5550o225zstwsseaf" timestamp="1734102768"&gt;3470&lt;/key&gt;&lt;/foreign-keys&gt;&lt;ref-type name="Book Section"&gt;5&lt;/ref-type&gt;&lt;contributors&gt;&lt;authors&gt;&lt;author&gt;Wu, Jinze&lt;/author&gt;&lt;author&gt;Zhang, Haotian&lt;/author&gt;&lt;author&gt;Huang, Zhenya&lt;/author&gt;&lt;author&gt;Ding, Liang&lt;/author&gt;&lt;author&gt;Liu, Qi&lt;/author&gt;&lt;author&gt;Sha, Jing&lt;/author&gt;&lt;author&gt;Chen, Enhong&lt;/author&gt;&lt;author&gt;Wang, Shijin&lt;/author&gt;&lt;/authors&gt;&lt;/contributors&gt;&lt;titles&gt;&lt;title&gt;Graph-based Student Knowledge Profile for Online Intelligent Education&lt;/title&gt;&lt;secondary-title&gt;Proceedings of the 2024 SIAM International Conference on Data Mining (SDM)&lt;/secondary-title&gt;&lt;tertiary-title&gt;Proceedings&lt;/tertiary-title&gt;&lt;/titles&gt;&lt;pages&gt;379-387&lt;/pages&gt;&lt;num-vols&gt;0&lt;/num-vols&gt;&lt;dates&gt;&lt;year&gt;2024&lt;/year&gt;&lt;/dates&gt;&lt;publisher&gt;Society for Industrial and Applied Mathematics&lt;/publisher&gt;&lt;urls&gt;&lt;related-urls&gt;&lt;url&gt;https://doi.org/10.1137/1.9781611978032.43&lt;/url&gt;&lt;/related-urls&gt;&lt;/urls&gt;&lt;electronic-resource-num&gt;doi:10.1137/1.9781611978032.43&amp;#xD;10.1137/1.9781611978032.43&lt;/electronic-resource-num&gt;&lt;access-date&gt;2024/12/12&lt;/access-date&gt;&lt;/record&gt;&lt;/Cite&gt;&lt;/EndNote&gt;</w:instrText>
+      </w:r>
+      <w:r>
+        <w:fldChar w:fldCharType="separate"/>
+      </w:r>
+      <w:r>
+        <w:rPr>
+          <w:noProof/>
+        </w:rPr>
+        <w:t>[6]</w:t>
+      </w:r>
+      <w:r>
+        <w:fldChar w:fldCharType="end"/>
+      </w:r>
+    </w:p>
+    <w:p>
+      <w:r>
+        <w:fldChar w:fldCharType="begin"/>
+      </w:r>
+      <w:r>
+        <w:instrText xml:space="preserve"> ADDIN EN.CITE &lt;EndNote&gt;&lt;Cite&gt;&lt;Author&gt;Bai&lt;/Author&gt;&lt;Year&gt;2024&lt;/Year&gt;&lt;RecNum&gt;3471&lt;/RecNum&gt;&lt;DisplayText&gt;[1]&lt;/DisplayText&gt;&lt;record&gt;&lt;rec-number&gt;3471&lt;/rec-number&gt;&lt;foreign-keys&gt;&lt;key app="EN" db-id="zvsdvevff550sker5ay5550o225zstwsseaf" timestamp="1734102780"&gt;3471&lt;/key&gt;&lt;/foreign-keys&gt;&lt;ref-type name="Journal Article"&gt;17&lt;/ref-type&gt;&lt;contributors&gt;&lt;authors&gt;&lt;author&gt;Bai, Youheng&lt;/author&gt;&lt;author&gt;Li, Xueyi&lt;/author&gt;&lt;author&gt;Liu, Zitao&lt;/author&gt;&lt;author&gt;Huang, Yaying&lt;/author&gt;&lt;author&gt;Guo, Teng&lt;/author&gt;&lt;author&gt;Hou, Mingliang&lt;/author&gt;&lt;author&gt;Xia, Feng&lt;/author&gt;&lt;author&gt;Luo, Weiqi&lt;/author&gt;&lt;/authors&gt;&lt;/contributors&gt;&lt;titles&gt;&lt;title&gt;csKT: Addressing cold-start problem in knowledge tracing via kernel bias and cone attention&lt;/title&gt;&lt;secondary-title&gt;Expert Systems with Applications&lt;/secondary-title&gt;&lt;/titles&gt;&lt;periodical&gt;&lt;full-title&gt;Expert Systems with Applications&lt;/full-title&gt;&lt;/periodical&gt;&lt;pages&gt;125988&lt;/pages&gt;&lt;keywords&gt;&lt;keyword&gt;Knowledge tracing&lt;/keyword&gt;&lt;keyword&gt;Cold-start problem&lt;/keyword&gt;&lt;keyword&gt;Cone attention&lt;/keyword&gt;&lt;keyword&gt;AI for education&lt;/keyword&gt;&lt;/keywords&gt;&lt;dates&gt;&lt;year&gt;2024&lt;/year&gt;&lt;pub-dates&gt;&lt;date&gt;2024/12/06/&lt;/date&gt;&lt;/pub-dates&gt;&lt;/dates&gt;&lt;isbn&gt;0957-4174&lt;/isbn&gt;&lt;urls&gt;&lt;related-urls&gt;&lt;url&gt;https://www.sciencedirect.com/science/article/pii/S0957417424028550&lt;/url&gt;&lt;/related-urls&gt;&lt;/urls&gt;&lt;electronic-resource-num&gt;https://doi.org/10.1016/j.eswa.2024.125988&lt;/electronic-resource-num&gt;&lt;/record&gt;&lt;/Cite&gt;&lt;/EndNote&gt;</w:instrText>
+      </w:r>
+      <w:r>
+        <w:fldChar w:fldCharType="separate"/>
+      </w:r>
+      <w:r>
+        <w:rPr>
+          <w:noProof/>
+        </w:rPr>
+        <w:t>[1]</w:t>
+      </w:r>
+      <w:r>
+        <w:fldChar w:fldCharType="end"/>
+      </w:r>
+    </w:p>
+    <w:p>
+      <w:r>
+        <w:fldChar w:fldCharType="begin"/>
+      </w:r>
+      <w:r>
+        <w:instrText xml:space="preserve"> ADDIN EN.CITE &lt;EndNote&gt;&lt;Cite&gt;&lt;Author&gt;Fu&lt;/Author&gt;&lt;Year&gt;2024&lt;/Year&gt;&lt;RecNum&gt;3472&lt;/RecNum&gt;&lt;DisplayText&gt;[2]&lt;/DisplayText&gt;&lt;record&gt;&lt;rec-number&gt;3472&lt;/rec-number&gt;&lt;foreign-keys&gt;&lt;key app="EN" db-id="zvsdvevff550sker5ay5550o225zstwsseaf" timestamp="1734103803"&gt;3472&lt;/key&gt;&lt;/foreign-keys&gt;&lt;ref-type name="Conference Paper"&gt;47&lt;/ref-type&gt;&lt;contributors&gt;&lt;authors&gt;&lt;author&gt;Fu, Lingyue&lt;/author&gt;&lt;author&gt;Guan, Hao&lt;/author&gt;&lt;author&gt;Du, Kounianhua&lt;/author&gt;&lt;author&gt;Lin, Jianghao&lt;/author&gt;&lt;author&gt;Xia, Wei&lt;/author&gt;&lt;author&gt;Zhang, Weinan&lt;/author&gt;&lt;author&gt;Tang, Ruiming&lt;/author&gt;&lt;author&gt;Wang, Yasheng&lt;/author&gt;&lt;author&gt;Yu, Yong&lt;/author&gt;&lt;/authors&gt;&lt;/contributors&gt;&lt;titles&gt;&lt;title&gt;SINKT: A Structure-Aware Inductive Knowledge Tracing Model with Large Language Model&lt;/title&gt;&lt;/titles&gt;&lt;pages&gt;632--642&lt;/pages&gt;&lt;dates&gt;&lt;year&gt;2024&lt;/year&gt;&lt;pub-dates&gt;&lt;date&gt;October&lt;/date&gt;&lt;/pub-dates&gt;&lt;/dates&gt;&lt;urls&gt;&lt;related-urls&gt;&lt;url&gt;http://dx.doi.org/10.1145/3627673.3679760 , DOI= 10.1145/3627673.3679760&lt;/url&gt;&lt;/related-urls&gt;&lt;/urls&gt;&lt;/record&gt;&lt;/Cite&gt;&lt;/EndNote&gt;</w:instrText>
+      </w:r>
+      <w:r>
+        <w:fldChar w:fldCharType="separate"/>
+      </w:r>
+      <w:r>
+        <w:rPr>
+          <w:noProof/>
+        </w:rPr>
+        <w:t>[2]</w:t>
+      </w:r>
+      <w:r>
+        <w:fldChar w:fldCharType="end"/>
+      </w:r>
+    </w:p>
+    <w:p>
+      <w:r>
+        <w:fldChar w:fldCharType="begin"/>
+      </w:r>
+      <w:r>
+        <w:instrText xml:space="preserve"> ADDIN EN.CITE &lt;EndNote&gt;&lt;Cite&gt;&lt;Author&gt;Pelánek&lt;/Author&gt;&lt;Year&gt;2016&lt;/Year&gt;&lt;RecNum&gt;3474&lt;/RecNum&gt;&lt;DisplayText&gt;[4]&lt;/DisplayText&gt;&lt;record&gt;&lt;rec-number&gt;3474&lt;/rec-number&gt;&lt;foreign-keys&gt;&lt;key app="EN" db-id="zvsdvevff550sker5ay5550o225zstwsseaf" timestamp="1734111152"&gt;3474&lt;/key&gt;&lt;/foreign-keys&gt;&lt;ref-type name="Journal Article"&gt;17&lt;/ref-type&gt;&lt;contributors&gt;&lt;authors&gt;&lt;author&gt;Pelánek, Radek&lt;/author&gt;&lt;/authors&gt;&lt;/contributors&gt;&lt;titles&gt;&lt;title&gt;Applications of the Elo rating system in adaptive educational systems&lt;/title&gt;&lt;secondary-title&gt;Computers &amp;amp; Education&lt;/secondary-title&gt;&lt;/titles&gt;&lt;periodical&gt;&lt;full-title&gt;Computers &amp;amp; Education&lt;/full-title&gt;&lt;/periodical&gt;&lt;pages&gt;169-179&lt;/pages&gt;&lt;volume&gt;98&lt;/volume&gt;&lt;keywords&gt;&lt;keyword&gt;Architectures for educational technology system&lt;/keyword&gt;&lt;keyword&gt;Interactive learning environments&lt;/keyword&gt;&lt;keyword&gt;Applications in subject areas&lt;/keyword&gt;&lt;keyword&gt;Student modeling&lt;/keyword&gt;&lt;/keywords&gt;&lt;dates&gt;&lt;year&gt;2016&lt;/year&gt;&lt;pub-dates&gt;&lt;date&gt;2016/07/01/&lt;/date&gt;&lt;/pub-dates&gt;&lt;/dates&gt;&lt;isbn&gt;0360-1315&lt;/isbn&gt;&lt;urls&gt;&lt;related-urls&gt;&lt;url&gt;https://www.sciencedirect.com/science/article/pii/S036013151630080X&lt;/url&gt;&lt;/related-urls&gt;&lt;/urls&gt;&lt;electronic-resource-num&gt;https://doi.org/10.1016/j.compedu.2016.03.017&lt;/electronic-resource-num&gt;&lt;/record&gt;&lt;/Cite&gt;&lt;/EndNote&gt;</w:instrText>
+      </w:r>
+      <w:r>
+        <w:fldChar w:fldCharType="separate"/>
+      </w:r>
+      <w:r>
+        <w:rPr>
+          <w:noProof/>
+        </w:rPr>
+        <w:t>[4]</w:t>
+      </w:r>
+      <w:r>
+        <w:fldChar w:fldCharType="end"/>
+      </w:r>
+    </w:p>
+    <w:p>
+      <w:r>
+        <w:fldChar w:fldCharType="begin"/>
+      </w:r>
+      <w:r>
+        <w:instrText xml:space="preserve"> ADDIN EN.CITE &lt;EndNote&gt;&lt;Cite&gt;&lt;Author&gt;Yudelson&lt;/Author&gt;&lt;Year&gt;2021&lt;/Year&gt;&lt;RecNum&gt;3473&lt;/RecNum&gt;&lt;DisplayText&gt;[7]&lt;/DisplayText&gt;&lt;record&gt;&lt;rec-number&gt;3473&lt;/rec-number&gt;&lt;foreign-keys&gt;&lt;key app="EN" db-id="zvsdvevff550sker5ay5550o225zstwsseaf" timestamp="1734110924"&gt;3473&lt;/key&gt;&lt;/foreign-keys&gt;&lt;ref-type name="Conference Proceedings"&gt;10&lt;/ref-type&gt;&lt;contributors&gt;&lt;authors&gt;&lt;author&gt;Yudelson, Michael&lt;/author&gt;&lt;/authors&gt;&lt;secondary-authors&gt;&lt;author&gt;Roll, Ido&lt;/author&gt;&lt;author&gt;McNamara, Danielle&lt;/author&gt;&lt;author&gt;Sosnovsky, Sergey&lt;/author&gt;&lt;author&gt;Luckin, Rose&lt;/author&gt;&lt;author&gt;Dimitrova, Vania&lt;/author&gt;&lt;/secondary-authors&gt;&lt;/contributors&gt;&lt;titles&gt;&lt;title&gt;Individualization of Bayesian Knowledge Tracing Through Elo-infusion&lt;/title&gt;&lt;secondary-title&gt;Artificial Intelligence in Education&lt;/secondary-title&gt;&lt;/titles&gt;&lt;pages&gt;412-416&lt;/pages&gt;&lt;dates&gt;&lt;year&gt;2021&lt;/year&gt;&lt;pub-dates&gt;&lt;date&gt;2021//&lt;/date&gt;&lt;/pub-dates&gt;&lt;/dates&gt;&lt;pub-location&gt;Cham&lt;/pub-location&gt;&lt;publisher&gt;Springer International Publishing&lt;/publisher&gt;&lt;isbn&gt;978-3-030-78270-2&lt;/isbn&gt;&lt;urls&gt;&lt;/urls&gt;&lt;/record&gt;&lt;/Cite&gt;&lt;/EndNote&gt;</w:instrText>
+      </w:r>
+      <w:r>
+        <w:fldChar w:fldCharType="separate"/>
+      </w:r>
+      <w:r>
+        <w:rPr>
+          <w:noProof/>
+        </w:rPr>
+        <w:t>[7]</w:t>
+      </w:r>
+      <w:r>
+        <w:fldChar w:fldCharType="end"/>
       </w:r>
     </w:p>
     <w:p>
@@ -244,6 +432,7 @@
         <w:pStyle w:val="Heading1"/>
       </w:pPr>
       <w:r>
+        <w:lastRenderedPageBreak/>
         <w:t xml:space="preserve">TYPESET </w:t>
       </w:r>
       <w:r>
@@ -312,10 +501,7 @@
         <w:t>.</w:t>
       </w:r>
       <w:r>
-        <w:t xml:space="preserve"> If only one address is needed, center </w:t>
-      </w:r>
-      <w:r>
-        <w:t xml:space="preserve">all address text. For two addresses, use two centered tabs, and so on. For more than three </w:t>
+        <w:t xml:space="preserve"> If only one address is needed, center all address text. For two addresses, use two centered tabs, and so on. For more than three </w:t>
       </w:r>
       <w:r>
         <w:t>addresses</w:t>
@@ -464,7 +650,6 @@
         <w:keepNext/>
       </w:pPr>
       <w:r>
-        <w:lastRenderedPageBreak/>
         <w:t xml:space="preserve">Table </w:t>
       </w:r>
       <w:r>
@@ -975,6 +1160,7 @@
     </w:p>
     <w:p>
       <w:r>
+        <w:lastRenderedPageBreak/>
         <w:t>Accepted papers will also be checked thoroughly during the process of creating the online version of the conference proceedings.</w:t>
       </w:r>
     </w:p>
@@ -1283,58 +1469,118 @@
     </w:p>
     <w:p>
       <w:pPr>
-        <w:pStyle w:val="References"/>
-      </w:pPr>
-      <w:r>
-        <w:t xml:space="preserve">Bowman, M., Debray, S. K., and Peterson, L. L. 1993. Reasoning about naming systems. </w:t>
+        <w:pStyle w:val="EndNoteBibliography"/>
+        <w:spacing w:after="0"/>
+        <w:ind w:left="360" w:hanging="360"/>
+      </w:pPr>
+      <w:r>
+        <w:fldChar w:fldCharType="begin"/>
+      </w:r>
+      <w:r>
+        <w:instrText xml:space="preserve"> ADDIN EN.SECTION.REFLIST </w:instrText>
+      </w:r>
+      <w:r>
+        <w:fldChar w:fldCharType="separate"/>
+      </w:r>
+      <w:r>
+        <w:t>[1]</w:t>
+      </w:r>
+      <w:r>
+        <w:tab/>
+        <w:t xml:space="preserve">Bai, Y., Li, X., Liu, Z., Huang, Y., Guo, T., Hou, M., Xia, F., and Luo, W., 2024. csKT: Addressing cold-start problem in knowledge tracing via kernel bias and cone attention. </w:t>
       </w:r>
       <w:r>
         <w:rPr>
           <w:i/>
-          <w:iCs/>
         </w:rPr>
-        <w:t>ACM Trans. Program. Lang. Syst.</w:t>
-      </w:r>
-      <w:r>
-        <w:t xml:space="preserve"> 15, 5 (Nov. 1993), 795-825. DOI= </w:t>
+        <w:t xml:space="preserve">Expert </w:t>
+      </w:r>
+      <w:r>
+        <w:rPr>
+          <w:i/>
+        </w:rPr>
+        <w:t>Systems with Applications</w:t>
+      </w:r>
+      <w:r>
+        <w:t xml:space="preserve">(2024/12/06/), 125988. DOI= </w:t>
       </w:r>
       <w:hyperlink r:id="rId14" w:history="1">
         <w:r>
           <w:rPr>
             <w:rStyle w:val="Hyperlink"/>
-            <w:u w:val="none"/>
           </w:rPr>
-          <w:t>http://doi.acm.org/10.1145/161468.16147</w:t>
+          <w:t>http://dx.doi.org/https://doi.org/10.1016/j.eswa.2024.125988</w:t>
         </w:r>
       </w:hyperlink>
       <w:r>
-        <w:t xml:space="preserve">. </w:t>
-      </w:r>
-    </w:p>
-    <w:p>
-      <w:pPr>
-        <w:pStyle w:val="References"/>
-      </w:pPr>
-      <w:r>
-        <w:t xml:space="preserve">Brown, L. D., Hua, H., and Gao, C. 2003. A widget framework for augmented interaction in SCAPE. In </w:t>
+        <w:t>.</w:t>
+      </w:r>
+    </w:p>
+    <w:p>
+      <w:pPr>
+        <w:pStyle w:val="EndNoteBibliography"/>
+        <w:spacing w:after="0"/>
+        <w:ind w:left="360" w:hanging="360"/>
+      </w:pPr>
+      <w:r>
+        <w:t>[2]</w:t>
+      </w:r>
+      <w:r>
+        <w:tab/>
+        <w:t>Fu, L., Guan, H., Du, K., Lin, J., Xia, W., Zhang, W., Tang, R., Wang, Y., and Yu, Y., 2024. SINKT: A Structure-Aware Inductive Knowledge Tracing Model with Large Language Model. In  (October 2024), 632--642.</w:t>
+      </w:r>
+    </w:p>
+    <w:p>
+      <w:pPr>
+        <w:pStyle w:val="EndNoteBibliography"/>
+        <w:spacing w:after="0"/>
+        <w:ind w:left="360" w:hanging="360"/>
+      </w:pPr>
+      <w:r>
+        <w:t>[3]</w:t>
+      </w:r>
+      <w:r>
+        <w:tab/>
+        <w:t xml:space="preserve">Patel, R. and Thakkar, P., 2023. Addressing Item Cold Start Problem in Collaborative Filtering-Based Recommender Systems Using Auxiliary Information. In </w:t>
       </w:r>
       <w:r>
         <w:rPr>
           <w:i/>
-          <w:iCs/>
         </w:rPr>
-        <w:t>Proceedings of the 16th Annual ACM Symposium on User Interface Software and Technology</w:t>
-      </w:r>
-      <w:r>
-        <w:t xml:space="preserve"> (Vancouver, Canada, November 02 - 05, 2003). UIST '03. ACM, New York, NY, 1-10. DOI= </w:t>
+        <w:t>IOT with Smart Systems</w:t>
+      </w:r>
+      <w:r>
+        <w:t>, J. Choudrie, P. Mahalle, T. Perumal and A. Joshi Eds. Springer Nature Singapore, Singapore, 133-142.</w:t>
+      </w:r>
+    </w:p>
+    <w:p>
+      <w:pPr>
+        <w:pStyle w:val="EndNoteBibliography"/>
+        <w:spacing w:after="0"/>
+        <w:ind w:left="360" w:hanging="360"/>
+      </w:pPr>
+      <w:r>
+        <w:t>[4]</w:t>
+      </w:r>
+      <w:r>
+        <w:tab/>
+        <w:t xml:space="preserve">Pelánek, R., 2016. Applications of the Elo rating system in adaptive educational systems. </w:t>
+      </w:r>
+      <w:r>
+        <w:rPr>
+          <w:i/>
+        </w:rPr>
+        <w:t>Computers &amp; Education 98</w:t>
+      </w:r>
+      <w:r>
+        <w:t xml:space="preserve">(2016/07/01/), 169-179. DOI= </w:t>
       </w:r>
       <w:hyperlink r:id="rId15" w:history="1">
         <w:r>
           <w:rPr>
             <w:rStyle w:val="Hyperlink"/>
-            <w:u w:val="none"/>
           </w:rPr>
-          <w:t>http://doi.acm.org/10.1145/964696.964697</w:t>
+          <w:t>http://dx.doi.org/https://doi.org/10.1016/j.compedu.2016.03.017</w:t>
         </w:r>
       </w:hyperlink>
       <w:r>
@@ -1343,175 +1589,87 @@
     </w:p>
     <w:p>
       <w:pPr>
-        <w:pStyle w:val="References"/>
-      </w:pPr>
-      <w:r>
-        <w:t>Ding, W. and Marchionini, G. 1997</w:t>
-      </w:r>
-      <w:r>
-        <w:t>.</w:t>
-      </w:r>
-      <w:r>
-        <w:t xml:space="preserve"> </w:t>
+        <w:pStyle w:val="EndNoteBibliography"/>
+        <w:spacing w:after="0"/>
+        <w:ind w:left="360" w:hanging="360"/>
+      </w:pPr>
+      <w:r>
+        <w:t>[5]</w:t>
+      </w:r>
+      <w:r>
+        <w:tab/>
+        <w:t xml:space="preserve">Wang, X., Peng, Z., Wang, S., Yu, P.S., Fu, W., and Hong, X., 2018. Cross-Domain Recommendation for Cold-Start Users via Neighborhood Based Feature Mapping. In </w:t>
       </w:r>
       <w:r>
         <w:rPr>
           <w:i/>
-          <w:iCs/>
         </w:rPr>
-        <w:t>A Study on Video Browsing Strategies</w:t>
-      </w:r>
-      <w:r>
-        <w:t>. Technical Report. University of Maryland at College Park.</w:t>
-      </w:r>
-      <w:r>
-        <w:t xml:space="preserve"> </w:t>
-      </w:r>
-    </w:p>
-    <w:p>
-      <w:pPr>
-        <w:pStyle w:val="References"/>
-      </w:pPr>
-      <w:r>
-        <w:t xml:space="preserve">Forman, G. 2003. An extensive empirical study of feature selection metrics for text classification. </w:t>
+        <w:t>Database Systems for Advanced Applications</w:t>
+      </w:r>
+      <w:r>
+        <w:t>, J. Pei, Y. Manolopoulos, S. Sadiq and J. Li Eds. Springer International Publishing, Cham, 158-165.</w:t>
+      </w:r>
+    </w:p>
+    <w:p>
+      <w:pPr>
+        <w:pStyle w:val="EndNoteBibliography"/>
+        <w:ind w:left="360" w:hanging="360"/>
+      </w:pPr>
+      <w:r>
+        <w:t>[6]</w:t>
+      </w:r>
+      <w:r>
+        <w:tab/>
+        <w:t xml:space="preserve">Wu, J., Zhang, H., Huang, Z., Ding, L., Liu, Q., Sha, J., Chen, E., and Wang, S., 2024. Graph-based Student Knowledge Profile for Online Intelligent Education. In </w:t>
       </w:r>
       <w:r>
         <w:rPr>
           <w:i/>
-          <w:iCs/>
         </w:rPr>
-        <w:t>J. Mach. Learn. Res.</w:t>
-      </w:r>
-      <w:r>
-        <w:t xml:space="preserve"> 3 (Mar. 2003), 1289-1305. </w:t>
-      </w:r>
-    </w:p>
-    <w:p>
-      <w:pPr>
-        <w:pStyle w:val="References"/>
-      </w:pPr>
-      <w:r>
-        <w:t xml:space="preserve">Fröhlich, B. and Plate, J. 2000. The cubic mouse: a new device for three-dimensional input. In </w:t>
-      </w:r>
-      <w:r>
-        <w:rPr>
-          <w:i/>
-          <w:iCs/>
-        </w:rPr>
-        <w:t>Proceedings of the SIGCHI Conference on Human Factors in Computing Systems</w:t>
-      </w:r>
-      <w:r>
-        <w:t xml:space="preserve"> (The Hague, The Netherlands, April 01 - 06, 2000). CHI '00. ACM, New York, NY, 526-531. DOI= </w:t>
+        <w:t>Proceedings of the 2024 SIAM International Conference on Data Mining (SDM)</w:t>
+      </w:r>
+      <w:r>
+        <w:t xml:space="preserve"> Society for Industrial and Applied Mathematics, 379-387. DOI= </w:t>
       </w:r>
       <w:hyperlink r:id="rId16" w:history="1">
         <w:r>
           <w:rPr>
             <w:rStyle w:val="Hyperlink"/>
-            <w:u w:val="none"/>
           </w:rPr>
-          <w:t>http://doi.acm.org/10.1145/332040.332491</w:t>
+          <w:t>http://dx.doi.org/doi:10.1137/1.9781611978032.43</w:t>
         </w:r>
       </w:hyperlink>
-      <w:r>
-        <w:t>.</w:t>
-      </w:r>
-    </w:p>
-    <w:p>
-      <w:pPr>
-        <w:pStyle w:val="References"/>
-      </w:pPr>
-      <w:r>
-        <w:t>Sannella, M. J. 1994</w:t>
-      </w:r>
-      <w:r>
-        <w:t>.</w:t>
-      </w:r>
-      <w:r>
-        <w:t xml:space="preserve"> </w:t>
+    </w:p>
+    <w:p>
+      <w:pPr>
+        <w:pStyle w:val="EndNoteBibliography"/>
+        <w:spacing w:after="0"/>
+        <w:ind w:left="360" w:hanging="360"/>
+      </w:pPr>
+      <w:r>
+        <w:t>10.1137/1.9781611978032.43.</w:t>
+      </w:r>
+    </w:p>
+    <w:p>
+      <w:pPr>
+        <w:pStyle w:val="EndNoteBibliography"/>
+        <w:ind w:left="360" w:hanging="360"/>
+      </w:pPr>
+      <w:r>
+        <w:t>[7]</w:t>
+      </w:r>
+      <w:r>
+        <w:tab/>
+        <w:t xml:space="preserve">Yudelson, M., 2021. Individualization of Bayesian Knowledge Tracing Through Elo-infusion. In </w:t>
       </w:r>
       <w:r>
         <w:rPr>
           <w:i/>
-          <w:iCs/>
         </w:rPr>
-        <w:t>Constraint Satisfaction and Debugging for Interactive User Interfaces</w:t>
-      </w:r>
-      <w:r>
-        <w:t xml:space="preserve">. Doctoral Thesis. UMI Order Number: UMI Order No. GAX95-09398., University of Washington. </w:t>
-      </w:r>
-    </w:p>
-    <w:p>
-      <w:pPr>
-        <w:pStyle w:val="References"/>
-      </w:pPr>
-      <w:r>
-        <w:t xml:space="preserve">Spector, A. Z. 1989. Achieving application requirements. In </w:t>
-      </w:r>
-      <w:r>
-        <w:rPr>
-          <w:i/>
-          <w:iCs/>
-        </w:rPr>
-        <w:t>Distributed Systems</w:t>
-      </w:r>
-      <w:r>
-        <w:t xml:space="preserve">, S. Mullender, Ed. ACM Press Frontier Series. ACM, New York, NY, 19-33. DOI= </w:t>
-      </w:r>
-      <w:hyperlink r:id="rId17" w:history="1">
-        <w:r>
-          <w:rPr>
-            <w:rStyle w:val="Hyperlink"/>
-            <w:u w:val="none"/>
-          </w:rPr>
-          <w:t>http://doi.acm.org/10.1145/90417.90738</w:t>
-        </w:r>
-      </w:hyperlink>
-      <w:r>
-        <w:t xml:space="preserve">.Tavel, P. 2007. </w:t>
-      </w:r>
-      <w:r>
-        <w:rPr>
-          <w:i/>
-          <w:iCs/>
-        </w:rPr>
-        <w:t>Modeling and Simulation Design</w:t>
-      </w:r>
-      <w:r>
-        <w:t>. AK Peters Ltd., Natick, MA.</w:t>
-      </w:r>
-    </w:p>
-    <w:p>
-      <w:pPr>
-        <w:pStyle w:val="References"/>
-      </w:pPr>
-      <w:r>
-        <w:lastRenderedPageBreak/>
-        <w:t xml:space="preserve">Yu, Y. T. and Lau, M. F. 2006. A comparison of MC/DC, MUMCUT and several other coverage criteria for logical </w:t>
-      </w:r>
-      <w:r>
-        <w:t xml:space="preserve">decisions. </w:t>
-      </w:r>
-      <w:r>
-        <w:rPr>
-          <w:i/>
-          <w:iCs/>
-        </w:rPr>
-        <w:t>J. Syst. Softw.</w:t>
-      </w:r>
-      <w:r>
-        <w:t xml:space="preserve"> 79, 5 (May. 2006), 577-590. DOI= </w:t>
-      </w:r>
-      <w:hyperlink r:id="rId18" w:history="1">
-        <w:r>
-          <w:rPr>
-            <w:rStyle w:val="Hyperlink"/>
-            <w:u w:val="none"/>
-          </w:rPr>
-          <w:t>http://dx.doi.org/10.1016/j.jss.2005.05.030</w:t>
-        </w:r>
-      </w:hyperlink>
-      <w:r>
-        <w:t>.</w:t>
+        <w:t>Artificial Intelligence in Education</w:t>
+      </w:r>
+      <w:r>
+        <w:t>, I. Roll, D. Mcnamara, S. Sosnovsky, R. Luckin and V. Dimitrova Eds. Springer International Publishing, Cham, 412-416.</w:t>
       </w:r>
     </w:p>
     <w:p>
@@ -1521,7 +1679,18 @@
           <w:ilvl w:val="0"/>
           <w:numId w:val="0"/>
         </w:numPr>
-        <w:ind w:left="360" w:hanging="360"/>
+      </w:pPr>
+      <w:r>
+        <w:fldChar w:fldCharType="end"/>
+      </w:r>
+    </w:p>
+    <w:p>
+      <w:pPr>
+        <w:pStyle w:val="References"/>
+        <w:numPr>
+          <w:ilvl w:val="0"/>
+          <w:numId w:val="0"/>
+        </w:numPr>
         <w:sectPr>
           <w:type w:val="continuous"/>
           <w:pgSz w:w="12240" w:h="15840" w:code="1"/>
@@ -1533,29 +1702,8 @@
     <w:p>
       <w:pPr>
         <w:pStyle w:val="Paper-Title"/>
-      </w:pPr>
-    </w:p>
-    <w:p>
-      <w:pPr>
-        <w:pStyle w:val="Paper-Title"/>
-      </w:pPr>
-      <w:r>
-        <w:t xml:space="preserve">Columns on Last Page Should Be Made </w:t>
-      </w:r>
-      <w:r>
-        <w:t>a</w:t>
-      </w:r>
-      <w:r>
-        <w:t xml:space="preserve">s Close </w:t>
-      </w:r>
-      <w:proofErr w:type="gramStart"/>
-      <w:r>
-        <w:t>As</w:t>
-      </w:r>
-      <w:proofErr w:type="gramEnd"/>
-      <w:r>
-        <w:t xml:space="preserve"> Possible to Equal Length</w:t>
-      </w:r>
+        <w:jc w:val="both"/>
+      </w:pPr>
     </w:p>
     <w:sectPr>
       <w:type w:val="continuous"/>
@@ -2093,7 +2241,7 @@
   <w:abstractNum w:abstractNumId="12" w15:restartNumberingAfterBreak="0">
     <w:nsid w:val="6F1D6A21"/>
     <w:multiLevelType w:val="singleLevel"/>
-    <w:tmpl w:val="A100F9DC"/>
+    <w:tmpl w:val="8B409C20"/>
     <w:lvl w:ilvl="0">
       <w:start w:val="1"/>
       <w:numFmt w:val="decimal"/>
@@ -2621,7 +2769,6 @@
   <w:style w:type="character" w:default="1" w:styleId="DefaultParagraphFont">
     <w:name w:val="Default Paragraph Font"/>
     <w:uiPriority w:val="1"/>
-    <w:semiHidden/>
     <w:unhideWhenUsed/>
   </w:style>
   <w:style w:type="table" w:default="1" w:styleId="TableNormal">
@@ -2755,6 +2902,7 @@
   <w:style w:type="paragraph" w:customStyle="1" w:styleId="References">
     <w:name w:val="References"/>
     <w:basedOn w:val="Normal"/>
+    <w:link w:val="ReferencesChar"/>
     <w:rsid w:val="00B1789E"/>
     <w:pPr>
       <w:numPr>
@@ -2966,6 +3114,60 @@
     <w:rPr>
       <w:iCs/>
       <w:sz w:val="14"/>
+    </w:rPr>
+  </w:style>
+  <w:style w:type="paragraph" w:customStyle="1" w:styleId="EndNoteBibliographyTitle">
+    <w:name w:val="EndNote Bibliography Title"/>
+    <w:basedOn w:val="Normal"/>
+    <w:link w:val="EndNoteBibliographyTitleChar"/>
+    <w:rsid w:val="00CA4A4E"/>
+    <w:pPr>
+      <w:spacing w:after="0"/>
+      <w:jc w:val="center"/>
+    </w:pPr>
+    <w:rPr>
+      <w:noProof/>
+    </w:rPr>
+  </w:style>
+  <w:style w:type="character" w:customStyle="1" w:styleId="ReferencesChar">
+    <w:name w:val="References Char"/>
+    <w:basedOn w:val="DefaultParagraphFont"/>
+    <w:link w:val="References"/>
+    <w:rsid w:val="00CA4A4E"/>
+    <w:rPr>
+      <w:sz w:val="18"/>
+    </w:rPr>
+  </w:style>
+  <w:style w:type="character" w:customStyle="1" w:styleId="EndNoteBibliographyTitleChar">
+    <w:name w:val="EndNote Bibliography Title Char"/>
+    <w:basedOn w:val="ReferencesChar"/>
+    <w:link w:val="EndNoteBibliographyTitle"/>
+    <w:rsid w:val="00CA4A4E"/>
+    <w:rPr>
+      <w:noProof/>
+      <w:sz w:val="18"/>
+    </w:rPr>
+  </w:style>
+  <w:style w:type="paragraph" w:customStyle="1" w:styleId="EndNoteBibliography">
+    <w:name w:val="EndNote Bibliography"/>
+    <w:basedOn w:val="Normal"/>
+    <w:link w:val="EndNoteBibliographyChar"/>
+    <w:rsid w:val="00CA4A4E"/>
+    <w:pPr>
+      <w:jc w:val="left"/>
+    </w:pPr>
+    <w:rPr>
+      <w:noProof/>
+    </w:rPr>
+  </w:style>
+  <w:style w:type="character" w:customStyle="1" w:styleId="EndNoteBibliographyChar">
+    <w:name w:val="EndNote Bibliography Char"/>
+    <w:basedOn w:val="ReferencesChar"/>
+    <w:link w:val="EndNoteBibliography"/>
+    <w:rsid w:val="00CA4A4E"/>
+    <w:rPr>
+      <w:noProof/>
+      <w:sz w:val="18"/>
     </w:rPr>
   </w:style>
 </w:styles>
